--- a/homework/作业 1-周1-pytorch安装.docx
+++ b/homework/作业 1-周1-pytorch安装.docx
@@ -1,10 +1,10 @@
 
 <file path=word/document.xml><?xml version="1.0" encoding="utf-8"?>
-<w:document xmlns:wpc="http://schemas.microsoft.com/office/word/2010/wordprocessingCanvas" xmlns:cx="http://schemas.microsoft.com/office/drawing/2014/chartex" xmlns:cx1="http://schemas.microsoft.com/office/drawing/2015/9/8/chartex" xmlns:cx2="http://schemas.microsoft.com/office/drawing/2015/10/21/chartex" xmlns:cx3="http://schemas.microsoft.com/office/drawing/2016/5/9/chartex" xmlns:cx4="http://schemas.microsoft.com/office/drawing/2016/5/10/chartex" xmlns:cx5="http://schemas.microsoft.com/office/drawing/2016/5/11/chartex" xmlns:cx6="http://schemas.microsoft.com/office/drawing/2016/5/12/chartex" xmlns:cx7="http://schemas.microsoft.com/office/drawing/2016/5/13/chartex" xmlns:cx8="http://schemas.microsoft.com/office/drawing/2016/5/14/chartex" xmlns:mc="http://schemas.openxmlformats.org/markup-compatibility/2006" xmlns:aink="http://schemas.microsoft.com/office/drawing/2016/ink" xmlns:am3d="http://schemas.microsoft.com/office/drawing/2017/model3d" xmlns:o="urn:schemas-microsoft-com:office:office" xmlns:r="http://schemas.openxmlformats.org/officeDocument/2006/relationships" xmlns:m="http://schemas.openxmlformats.org/officeDocument/2006/math" xmlns:v="urn:schemas-microsoft-com:vml" xmlns:wp14="http://schemas.microsoft.com/office/word/2010/wordprocessingDrawing" xmlns:wp="http://schemas.openxmlformats.org/drawingml/2006/wordprocessingDrawing" xmlns:w10="urn:schemas-microsoft-com:office:word" xmlns:w="http://schemas.openxmlformats.org/wordprocessingml/2006/main" xmlns:w14="http://schemas.microsoft.com/office/word/2010/wordml" xmlns:w15="http://schemas.microsoft.com/office/word/2012/wordml" xmlns:w16cex="http://schemas.microsoft.com/office/word/2018/wordml/cex" xmlns:w16cid="http://schemas.microsoft.com/office/word/2016/wordml/cid" xmlns:w16="http://schemas.microsoft.com/office/word/2018/wordml" xmlns:w16sdtdh="http://schemas.microsoft.com/office/word/2020/wordml/sdtdatahash" xmlns:w16se="http://schemas.microsoft.com/office/word/2015/wordml/symex" xmlns:wpg="http://schemas.microsoft.com/office/word/2010/wordprocessingGroup" xmlns:wpi="http://schemas.microsoft.com/office/word/2010/wordprocessingInk" xmlns:wne="http://schemas.microsoft.com/office/word/2006/wordml" xmlns:wps="http://schemas.microsoft.com/office/word/2010/wordprocessingShape" mc:Ignorable="w14 w15 w16se w16cid w16 w16cex w16sdtdh wp14">
+<w:document xmlns:wpc="http://schemas.microsoft.com/office/word/2010/wordprocessingCanvas" xmlns:cx="http://schemas.microsoft.com/office/drawing/2014/chartex" xmlns:cx1="http://schemas.microsoft.com/office/drawing/2015/9/8/chartex" xmlns:cx2="http://schemas.microsoft.com/office/drawing/2015/10/21/chartex" xmlns:cx3="http://schemas.microsoft.com/office/drawing/2016/5/9/chartex" xmlns:cx4="http://schemas.microsoft.com/office/drawing/2016/5/10/chartex" xmlns:cx5="http://schemas.microsoft.com/office/drawing/2016/5/11/chartex" xmlns:cx6="http://schemas.microsoft.com/office/drawing/2016/5/12/chartex" xmlns:cx7="http://schemas.microsoft.com/office/drawing/2016/5/13/chartex" xmlns:cx8="http://schemas.microsoft.com/office/drawing/2016/5/14/chartex" xmlns:mc="http://schemas.openxmlformats.org/markup-compatibility/2006" xmlns:aink="http://schemas.microsoft.com/office/drawing/2016/ink" xmlns:am3d="http://schemas.microsoft.com/office/drawing/2017/model3d" xmlns:o="urn:schemas-microsoft-com:office:office" xmlns:oel="http://schemas.microsoft.com/office/2019/extlst" xmlns:r="http://schemas.openxmlformats.org/officeDocument/2006/relationships" xmlns:m="http://schemas.openxmlformats.org/officeDocument/2006/math" xmlns:v="urn:schemas-microsoft-com:vml" xmlns:wp14="http://schemas.microsoft.com/office/word/2010/wordprocessingDrawing" xmlns:wp="http://schemas.openxmlformats.org/drawingml/2006/wordprocessingDrawing" xmlns:w10="urn:schemas-microsoft-com:office:word" xmlns:w="http://schemas.openxmlformats.org/wordprocessingml/2006/main" xmlns:w14="http://schemas.microsoft.com/office/word/2010/wordml" xmlns:w15="http://schemas.microsoft.com/office/word/2012/wordml" xmlns:w16cex="http://schemas.microsoft.com/office/word/2018/wordml/cex" xmlns:w16cid="http://schemas.microsoft.com/office/word/2016/wordml/cid" xmlns:w16="http://schemas.microsoft.com/office/word/2018/wordml" xmlns:w16sdtdh="http://schemas.microsoft.com/office/word/2020/wordml/sdtdatahash" xmlns:w16se="http://schemas.microsoft.com/office/word/2015/wordml/symex" xmlns:wpg="http://schemas.microsoft.com/office/word/2010/wordprocessingGroup" xmlns:wpi="http://schemas.microsoft.com/office/word/2010/wordprocessingInk" xmlns:wne="http://schemas.microsoft.com/office/word/2006/wordml" xmlns:wps="http://schemas.microsoft.com/office/word/2010/wordprocessingShape" mc:Ignorable="w14 w15 w16se w16cid w16 w16cex w16sdtdh wp14">
   <w:body>
     <w:p>
       <w:pPr>
-        <w:pStyle w:val="1"/>
+        <w:pStyle w:val="Heading1"/>
         <w:jc w:val="center"/>
       </w:pPr>
       <w:r>
@@ -45,7 +45,83 @@
         <w:t xml:space="preserve"> </w:t>
       </w:r>
       <w:r>
-        <w:t xml:space="preserve">                                                                                            </w:t>
+        <w:t xml:space="preserve">                                                                  </w:t>
+      </w:r>
+      <w:r>
+        <w:rPr>
+          <w:rFonts w:hint="eastAsia"/>
+        </w:rPr>
+        <w:t>学院：</w:t>
+      </w:r>
+    </w:p>
+    <w:p>
+      <w:r>
+        <w:rPr>
+          <w:rFonts w:hint="eastAsia"/>
+          <w:b/>
+          <w:bCs/>
+        </w:rPr>
+        <w:t>姓名</w:t>
+      </w:r>
+      <w:r>
+        <w:rPr>
+          <w:rFonts w:hint="eastAsia"/>
+        </w:rPr>
+        <w:t>：</w:t>
+      </w:r>
+      <w:r>
+        <w:rPr>
+          <w:rFonts w:hint="eastAsia"/>
+        </w:rPr>
+        <w:t xml:space="preserve"> </w:t>
+      </w:r>
+      <w:r>
+        <w:t xml:space="preserve">                                                                                             </w:t>
+      </w:r>
+      <w:r>
+        <w:rPr>
+          <w:rFonts w:hint="eastAsia"/>
+          <w:b/>
+          <w:bCs/>
+        </w:rPr>
+        <w:t>学号</w:t>
+      </w:r>
+      <w:r>
+        <w:rPr>
+          <w:rFonts w:hint="eastAsia"/>
+        </w:rPr>
+        <w:t>：</w:t>
+      </w:r>
+    </w:p>
+    <w:p>
+      <w:pPr>
+        <w:rPr>
+          <w:rFonts w:hint="eastAsia"/>
+        </w:rPr>
+      </w:pPr>
+      <w:r>
+        <w:rPr>
+          <w:rFonts w:hint="eastAsia"/>
+          <w:b/>
+          <w:bCs/>
+        </w:rPr>
+        <w:t>作业题目：</w:t>
+      </w:r>
+      <w:r>
+        <w:rPr>
+          <w:rFonts w:hint="eastAsia"/>
+          <w:b/>
+          <w:bCs/>
+        </w:rPr>
+        <w:t xml:space="preserve">                                                                                     </w:t>
+      </w:r>
+      <w:r>
+        <w:rPr>
+          <w:rFonts w:hint="eastAsia"/>
+          <w:b/>
+          <w:bCs/>
+        </w:rPr>
+        <w:t>提交</w:t>
       </w:r>
       <w:r>
         <w:rPr>
@@ -54,54 +130,6 @@
           <w:bCs/>
         </w:rPr>
         <w:t>时间</w:t>
-      </w:r>
-      <w:r>
-        <w:rPr>
-          <w:rFonts w:hint="eastAsia"/>
-        </w:rPr>
-        <w:t>：</w:t>
-      </w:r>
-      <w:r>
-        <w:rPr>
-          <w:rFonts w:hint="eastAsia"/>
-        </w:rPr>
-        <w:t>2</w:t>
-      </w:r>
-      <w:r>
-        <w:t>024-2025</w:t>
-      </w:r>
-    </w:p>
-    <w:p>
-      <w:r>
-        <w:rPr>
-          <w:rFonts w:hint="eastAsia"/>
-          <w:b/>
-          <w:bCs/>
-        </w:rPr>
-        <w:t>姓名</w:t>
-      </w:r>
-      <w:r>
-        <w:rPr>
-          <w:rFonts w:hint="eastAsia"/>
-        </w:rPr>
-        <w:t>：</w:t>
-      </w:r>
-      <w:r>
-        <w:rPr>
-          <w:rFonts w:hint="eastAsia"/>
-        </w:rPr>
-        <w:t xml:space="preserve"> </w:t>
-      </w:r>
-      <w:r>
-        <w:t xml:space="preserve">                                                                                                                       </w:t>
-      </w:r>
-      <w:r>
-        <w:rPr>
-          <w:rFonts w:hint="eastAsia"/>
-          <w:b/>
-          <w:bCs/>
-        </w:rPr>
-        <w:t>学号</w:t>
       </w:r>
       <w:r>
         <w:rPr>
@@ -122,98 +150,130 @@
         </w:tabs>
       </w:pPr>
       <w:r>
-        <w:rPr>
-          <w:rFonts w:hint="eastAsia"/>
-        </w:rPr>
-        <w:t>评分学生</w:t>
-      </w:r>
-      <w:r>
-        <w:rPr>
-          <w:rFonts w:hint="eastAsia"/>
-        </w:rPr>
         <w:t xml:space="preserve"> </w:t>
       </w:r>
-      <w:r>
-        <w:t xml:space="preserve">           </w:t>
-      </w:r>
-      <w:r>
-        <w:rPr>
-          <w:rFonts w:hint="eastAsia"/>
-        </w:rPr>
-        <w:t>姓名</w:t>
-      </w:r>
-      <w:r>
-        <w:rPr>
-          <w:rFonts w:hint="eastAsia"/>
-        </w:rPr>
-        <w:t>_</w:t>
-      </w:r>
-      <w:r>
-        <w:t>_________</w:t>
-      </w:r>
-      <w:r>
-        <w:t xml:space="preserve">                     </w:t>
-      </w:r>
-      <w:r>
-        <w:rPr>
-          <w:rFonts w:hint="eastAsia"/>
-        </w:rPr>
-        <w:t>学号</w:t>
-      </w:r>
-      <w:r>
-        <w:rPr>
-          <w:rFonts w:hint="eastAsia"/>
-        </w:rPr>
-        <w:t>_</w:t>
-      </w:r>
-      <w:r>
-        <w:t>______________</w:t>
-      </w:r>
-      <w:r>
-        <w:rPr>
-          <w:rFonts w:hint="eastAsia"/>
+    </w:p>
+    <w:p>
+      <w:pPr>
+        <w:pStyle w:val="Heading1"/>
+        <w:jc w:val="center"/>
+        <w:rPr>
+          <w:b/>
+          <w:bCs/>
+          <w:color w:val="auto"/>
+        </w:rPr>
+      </w:pPr>
+      <w:proofErr w:type="spellStart"/>
+      <w:r>
+        <w:rPr>
+          <w:b/>
+          <w:bCs/>
+          <w:color w:val="auto"/>
+        </w:rPr>
+        <w:t>Pytorch</w:t>
+      </w:r>
+      <w:proofErr w:type="spellEnd"/>
+      <w:r>
+        <w:rPr>
+          <w:b/>
+          <w:bCs/>
+          <w:color w:val="auto"/>
         </w:rPr>
         <w:t xml:space="preserve"> </w:t>
       </w:r>
       <w:r>
-        <w:t xml:space="preserve">   </w:t>
-      </w:r>
-      <w:r>
-        <w:rPr>
-          <w:rFonts w:hint="eastAsia"/>
-        </w:rPr>
-        <w:t>分数：</w:t>
-      </w:r>
-      <w:r>
-        <w:rPr>
-          <w:rFonts w:hint="eastAsia"/>
-        </w:rPr>
-        <w:t>_</w:t>
-      </w:r>
-      <w:r>
-        <w:t>_________</w:t>
-      </w:r>
-      <w:r>
-        <w:rPr>
-          <w:rFonts w:hint="eastAsia"/>
-        </w:rPr>
-        <w:t>_</w:t>
-      </w:r>
-      <w:r>
-        <w:t xml:space="preserve">__                 </w:t>
-      </w:r>
-    </w:p>
-    <w:p>
-      <w:pPr>
-        <w:tabs>
-          <w:tab w:val="right" w:pos="8640"/>
-        </w:tabs>
-      </w:pPr>
-      <w:r>
-        <w:rPr>
-          <w:rFonts w:hint="eastAsia"/>
-        </w:rPr>
-        <w:t>简洁独特</w:t>
+        <w:rPr>
+          <w:rFonts w:hint="eastAsia"/>
+          <w:b/>
+          <w:bCs/>
+          <w:color w:val="auto"/>
+        </w:rPr>
+        <w:t>安装简述</w:t>
+      </w:r>
+    </w:p>
+    <w:p/>
+    <w:p>
+      <w:pPr>
+        <w:pStyle w:val="ListParagraph"/>
+        <w:numPr>
+          <w:ilvl w:val="0"/>
+          <w:numId w:val="1"/>
+        </w:numPr>
+        <w:ind w:hanging="792"/>
+        <w:rPr>
+          <w:b/>
+          <w:bCs/>
+        </w:rPr>
+      </w:pPr>
+      <w:r>
+        <w:rPr>
+          <w:rFonts w:hint="eastAsia"/>
+          <w:b/>
+          <w:bCs/>
+        </w:rPr>
+        <w:t>实验目的</w:t>
+      </w:r>
+    </w:p>
+    <w:p>
+      <w:pPr>
+        <w:rPr>
+          <w:b/>
+          <w:bCs/>
+        </w:rPr>
+      </w:pPr>
+    </w:p>
+    <w:p>
+      <w:pPr>
+        <w:rPr>
+          <w:b/>
+          <w:bCs/>
+        </w:rPr>
+      </w:pPr>
+    </w:p>
+    <w:p>
+      <w:pPr>
+        <w:rPr>
+          <w:b/>
+          <w:bCs/>
+        </w:rPr>
+      </w:pPr>
+    </w:p>
+    <w:p>
+      <w:pPr>
+        <w:rPr>
+          <w:b/>
+          <w:bCs/>
+        </w:rPr>
+      </w:pPr>
+    </w:p>
+    <w:p>
+      <w:pPr>
+        <w:rPr>
+          <w:b/>
+          <w:bCs/>
+        </w:rPr>
+      </w:pPr>
+    </w:p>
+    <w:p>
+      <w:pPr>
+        <w:pStyle w:val="ListParagraph"/>
+        <w:numPr>
+          <w:ilvl w:val="0"/>
+          <w:numId w:val="1"/>
+        </w:numPr>
+        <w:ind w:hanging="792"/>
+        <w:rPr>
+          <w:b/>
+          <w:bCs/>
+        </w:rPr>
+      </w:pPr>
+      <w:r>
+        <w:rPr>
+          <w:rFonts w:hint="eastAsia"/>
+          <w:b/>
+          <w:bCs/>
+        </w:rPr>
+        <w:t>实验步骤</w:t>
       </w:r>
       <w:r>
         <w:rPr>
@@ -221,344 +281,280 @@
         </w:rPr>
         <w:t>：</w:t>
       </w:r>
-      <w:r>
-        <w:rPr>
-          <w:rFonts w:hint="eastAsia"/>
-        </w:rPr>
-        <w:t>_</w:t>
-      </w:r>
-      <w:r>
-        <w:t>_________________________</w:t>
-      </w:r>
-      <w:r>
-        <w:rPr>
-          <w:rFonts w:hint="eastAsia"/>
-        </w:rPr>
-        <w:t xml:space="preserve"> </w:t>
-      </w:r>
-      <w:r>
-        <w:t xml:space="preserve"> </w:t>
-      </w:r>
-      <w:r>
-        <w:rPr>
-          <w:rFonts w:hint="eastAsia"/>
-        </w:rPr>
-        <w:t>正确性</w:t>
-      </w:r>
-      <w:r>
-        <w:rPr>
-          <w:rFonts w:hint="eastAsia"/>
-        </w:rPr>
-        <w:t>_</w:t>
-      </w:r>
-      <w:r>
-        <w:t>________________</w:t>
-      </w:r>
-      <w:r>
-        <w:t>___________</w:t>
-      </w:r>
-      <w:r>
-        <w:t>_____</w:t>
-      </w:r>
-      <w:r>
-        <w:t xml:space="preserve"> </w:t>
-      </w:r>
-      <w:r>
-        <w:t xml:space="preserve">  </w:t>
-      </w:r>
-    </w:p>
-    <w:p>
-      <w:pPr>
-        <w:tabs>
-          <w:tab w:val="right" w:pos="8640"/>
-        </w:tabs>
-      </w:pPr>
-      <w:r>
-        <w:rPr>
-          <w:rFonts w:hint="eastAsia"/>
-        </w:rPr>
-        <w:t>内容完整：</w:t>
-      </w:r>
-      <w:r>
-        <w:rPr>
-          <w:rFonts w:hint="eastAsia"/>
-        </w:rPr>
-        <w:t>_</w:t>
-      </w:r>
-      <w:r>
-        <w:t>____________________</w:t>
-      </w:r>
-      <w:r>
-        <w:t xml:space="preserve">             </w:t>
-      </w:r>
-      <w:r>
-        <w:rPr>
-          <w:rFonts w:hint="eastAsia"/>
-        </w:rPr>
-        <w:t>抄袭：</w:t>
-      </w:r>
-      <w:r>
-        <w:rPr>
-          <w:rFonts w:hint="eastAsia"/>
-        </w:rPr>
-        <w:t>_</w:t>
-      </w:r>
-      <w:r>
-        <w:t>____________</w:t>
-      </w:r>
-      <w:r>
-        <w:t>______________________</w:t>
-      </w:r>
-      <w:r>
-        <w:t xml:space="preserve">                                                 </w:t>
-      </w:r>
-    </w:p>
-    <w:p>
-      <w:r>
-        <w:t>~~~~~~~~~~~~~~~~~~~~~~~~~~~~~~~~~~~~~~~~~~~~~~~~~~~~~~~~~~~~~~~~~~~~~~~~~~~~~~</w:t>
-      </w:r>
-      <w:r>
-        <w:rPr>
-          <w:rFonts w:hint="eastAsia"/>
-        </w:rPr>
-        <w:t xml:space="preserve"> </w:t>
-      </w:r>
-      <w:r>
-        <w:t xml:space="preserve">                           </w:t>
-      </w:r>
-    </w:p>
-    <w:p>
-      <w:pPr>
-        <w:tabs>
-          <w:tab w:val="right" w:pos="8640"/>
-        </w:tabs>
-      </w:pPr>
-      <w:r>
-        <w:rPr>
-          <w:rFonts w:hint="eastAsia"/>
-          <w:b/>
-          <w:bCs/>
-        </w:rPr>
-        <w:t>要求</w:t>
-      </w:r>
-      <w:r>
-        <w:rPr>
-          <w:rFonts w:hint="eastAsia"/>
-        </w:rPr>
-        <w:t>：至少写明在哪里用什么命令安装什么，及验证方法</w:t>
-      </w:r>
-    </w:p>
-    <w:p>
-      <w:pPr>
-        <w:tabs>
-          <w:tab w:val="right" w:pos="8640"/>
-        </w:tabs>
-      </w:pPr>
-      <w:r>
-        <w:rPr>
-          <w:rFonts w:hint="eastAsia"/>
-          <w:b/>
-          <w:bCs/>
-        </w:rPr>
-        <w:t>长度</w:t>
-      </w:r>
-      <w:r>
-        <w:rPr>
-          <w:rFonts w:hint="eastAsia"/>
-        </w:rPr>
-        <w:t>：不超过两页</w:t>
-      </w:r>
-    </w:p>
-    <w:p>
-      <w:pPr>
-        <w:pStyle w:val="1"/>
-        <w:jc w:val="center"/>
-        <w:rPr>
-          <w:b/>
-          <w:bCs/>
-          <w:color w:val="auto"/>
-        </w:rPr>
-      </w:pPr>
-      <w:r>
-        <w:rPr>
-          <w:b/>
-          <w:bCs/>
-          <w:color w:val="auto"/>
-        </w:rPr>
-        <w:t xml:space="preserve">Pytorch </w:t>
-      </w:r>
-      <w:r>
-        <w:rPr>
-          <w:rFonts w:hint="eastAsia"/>
-          <w:b/>
-          <w:bCs/>
-          <w:color w:val="auto"/>
-        </w:rPr>
-        <w:t>安装简述</w:t>
-      </w:r>
-    </w:p>
-    <w:p>
-      <w:pPr>
-        <w:rPr>
-          <w:b/>
-          <w:bCs/>
-        </w:rPr>
-      </w:pPr>
-      <w:r>
-        <w:rPr>
-          <w:rFonts w:hint="eastAsia"/>
-          <w:b/>
-          <w:bCs/>
-        </w:rPr>
-        <w:t>问题：</w:t>
-      </w:r>
-    </w:p>
-    <w:p>
-      <w:r>
-        <w:rPr>
-          <w:rFonts w:hint="eastAsia"/>
-          <w:b/>
-          <w:bCs/>
-        </w:rPr>
-        <w:t>方案</w:t>
-      </w:r>
-      <w:r>
-        <w:rPr>
-          <w:rFonts w:hint="eastAsia"/>
-        </w:rPr>
-        <w:t>：</w:t>
-      </w:r>
-    </w:p>
-    <w:p>
-      <w:r>
-        <w:t xml:space="preserve">         </w:t>
-      </w:r>
-      <w:r>
-        <w:rPr>
-          <w:rFonts w:hint="eastAsia"/>
-        </w:rPr>
-        <w:t>步骤</w:t>
-      </w:r>
-      <w:r>
-        <w:rPr>
-          <w:rFonts w:hint="eastAsia"/>
-        </w:rPr>
-        <w:t>1</w:t>
-      </w:r>
-      <w:r>
-        <w:rPr>
-          <w:rFonts w:hint="eastAsia"/>
-        </w:rPr>
-        <w:t>：</w:t>
-      </w:r>
-    </w:p>
-    <w:p>
-      <w:r>
-        <w:t xml:space="preserve">         </w:t>
-      </w:r>
-      <w:r>
-        <w:rPr>
-          <w:rFonts w:hint="eastAsia"/>
-        </w:rPr>
-        <w:t>步骤</w:t>
-      </w:r>
-      <w:r>
-        <w:rPr>
-          <w:rFonts w:hint="eastAsia"/>
-        </w:rPr>
-        <w:t xml:space="preserve"> </w:t>
-      </w:r>
-      <w:r>
-        <w:t xml:space="preserve"> 2</w:t>
-      </w:r>
-      <w:r>
-        <w:rPr>
-          <w:rFonts w:hint="eastAsia"/>
-        </w:rPr>
-        <w:t>：</w:t>
-      </w:r>
-    </w:p>
-    <w:p>
-      <w:r>
-        <w:rPr>
-          <w:rFonts w:hint="eastAsia"/>
-          <w:b/>
-          <w:bCs/>
-        </w:rPr>
-        <w:t>结果验证</w:t>
-      </w:r>
-      <w:r>
-        <w:rPr>
-          <w:rFonts w:hint="eastAsia"/>
-        </w:rPr>
-        <w:t>：</w:t>
-      </w:r>
-    </w:p>
-    <w:p>
-      <w:r>
-        <w:t xml:space="preserve">         </w:t>
-      </w:r>
-      <w:r>
-        <w:rPr>
-          <w:rFonts w:hint="eastAsia"/>
-        </w:rPr>
-        <w:t>验证方法：</w:t>
-      </w:r>
-    </w:p>
-    <w:p>
-      <w:r>
-        <w:t xml:space="preserve">         </w:t>
-      </w:r>
-      <w:r>
-        <w:rPr>
-          <w:rFonts w:hint="eastAsia"/>
-        </w:rPr>
-        <w:t>结果：</w:t>
-      </w:r>
-    </w:p>
-    <w:p>
-      <w:r>
-        <w:rPr>
-          <w:rFonts w:hint="eastAsia"/>
-          <w:b/>
-          <w:bCs/>
-        </w:rPr>
-        <w:t>结论</w:t>
-      </w:r>
-      <w:r>
-        <w:rPr>
-          <w:rFonts w:hint="eastAsia"/>
-        </w:rPr>
-        <w:t>：</w:t>
-      </w:r>
-    </w:p>
-    <w:p>
-      <w:r>
-        <w:rPr>
-          <w:rFonts w:hint="eastAsia"/>
-          <w:b/>
-          <w:bCs/>
-        </w:rPr>
-        <w:t>感悟</w:t>
-      </w:r>
-      <w:r>
-        <w:rPr>
-          <w:rFonts w:hint="eastAsia"/>
-        </w:rPr>
-        <w:t>：</w:t>
-      </w:r>
-    </w:p>
-    <w:p>
-      <w:pPr>
-        <w:rPr>
-          <w:rFonts w:hint="eastAsia"/>
-        </w:rPr>
-      </w:pPr>
-      <w:r>
-        <w:rPr>
-          <w:rFonts w:hint="eastAsia"/>
-        </w:rPr>
-        <w:t>代码附录：代码文件</w:t>
+    </w:p>
+    <w:p>
+      <w:pPr>
+        <w:rPr>
+          <w:b/>
+          <w:bCs/>
+        </w:rPr>
+      </w:pPr>
+    </w:p>
+    <w:p>
+      <w:pPr>
+        <w:rPr>
+          <w:b/>
+          <w:bCs/>
+        </w:rPr>
+      </w:pPr>
+    </w:p>
+    <w:p>
+      <w:pPr>
+        <w:rPr>
+          <w:b/>
+          <w:bCs/>
+        </w:rPr>
+      </w:pPr>
+    </w:p>
+    <w:p>
+      <w:pPr>
+        <w:rPr>
+          <w:b/>
+          <w:bCs/>
+        </w:rPr>
+      </w:pPr>
+    </w:p>
+    <w:p>
+      <w:pPr>
+        <w:rPr>
+          <w:b/>
+          <w:bCs/>
+        </w:rPr>
+      </w:pPr>
+    </w:p>
+    <w:p>
+      <w:pPr>
+        <w:pStyle w:val="ListParagraph"/>
+        <w:numPr>
+          <w:ilvl w:val="0"/>
+          <w:numId w:val="1"/>
+        </w:numPr>
+        <w:ind w:hanging="792"/>
+        <w:rPr>
+          <w:b/>
+          <w:bCs/>
+        </w:rPr>
+      </w:pPr>
+      <w:r>
+        <w:rPr>
+          <w:rFonts w:hint="eastAsia"/>
+          <w:b/>
+          <w:bCs/>
+        </w:rPr>
+        <w:t>算法与数学推导</w:t>
+      </w:r>
+    </w:p>
+    <w:p>
+      <w:pPr>
+        <w:rPr>
+          <w:b/>
+          <w:bCs/>
+        </w:rPr>
+      </w:pPr>
+    </w:p>
+    <w:p>
+      <w:pPr>
+        <w:rPr>
+          <w:b/>
+          <w:bCs/>
+        </w:rPr>
+      </w:pPr>
+    </w:p>
+    <w:p>
+      <w:pPr>
+        <w:rPr>
+          <w:b/>
+          <w:bCs/>
+        </w:rPr>
+      </w:pPr>
+    </w:p>
+    <w:p>
+      <w:pPr>
+        <w:rPr>
+          <w:b/>
+          <w:bCs/>
+        </w:rPr>
+      </w:pPr>
+    </w:p>
+    <w:p>
+      <w:pPr>
+        <w:rPr>
+          <w:b/>
+          <w:bCs/>
+        </w:rPr>
+      </w:pPr>
+    </w:p>
+    <w:p>
+      <w:pPr>
+        <w:rPr>
+          <w:b/>
+          <w:bCs/>
+        </w:rPr>
+      </w:pPr>
+    </w:p>
+    <w:p>
+      <w:pPr>
+        <w:pStyle w:val="ListParagraph"/>
+        <w:numPr>
+          <w:ilvl w:val="0"/>
+          <w:numId w:val="1"/>
+        </w:numPr>
+        <w:ind w:hanging="792"/>
+        <w:rPr>
+          <w:b/>
+          <w:bCs/>
+        </w:rPr>
+      </w:pPr>
+      <w:r>
+        <w:rPr>
+          <w:rFonts w:hint="eastAsia"/>
+          <w:b/>
+          <w:bCs/>
+        </w:rPr>
+        <w:lastRenderedPageBreak/>
+        <w:t>实验结果与分析</w:t>
+      </w:r>
+    </w:p>
+    <w:p>
+      <w:pPr>
+        <w:rPr>
+          <w:b/>
+          <w:bCs/>
+        </w:rPr>
+      </w:pPr>
+    </w:p>
+    <w:p>
+      <w:pPr>
+        <w:rPr>
+          <w:b/>
+          <w:bCs/>
+        </w:rPr>
+      </w:pPr>
+    </w:p>
+    <w:p>
+      <w:pPr>
+        <w:rPr>
+          <w:b/>
+          <w:bCs/>
+        </w:rPr>
+      </w:pPr>
+    </w:p>
+    <w:p>
+      <w:pPr>
+        <w:rPr>
+          <w:b/>
+          <w:bCs/>
+        </w:rPr>
+      </w:pPr>
+    </w:p>
+    <w:p>
+      <w:pPr>
+        <w:rPr>
+          <w:b/>
+          <w:bCs/>
+        </w:rPr>
+      </w:pPr>
+    </w:p>
+    <w:p>
+      <w:pPr>
+        <w:rPr>
+          <w:b/>
+          <w:bCs/>
+        </w:rPr>
+      </w:pPr>
+    </w:p>
+    <w:p>
+      <w:pPr>
+        <w:rPr>
+          <w:b/>
+          <w:bCs/>
+        </w:rPr>
+      </w:pPr>
+    </w:p>
+    <w:p>
+      <w:pPr>
+        <w:rPr>
+          <w:b/>
+          <w:bCs/>
+        </w:rPr>
+      </w:pPr>
+    </w:p>
+    <w:p>
+      <w:pPr>
+        <w:rPr>
+          <w:b/>
+          <w:bCs/>
+        </w:rPr>
+      </w:pPr>
+    </w:p>
+    <w:p>
+      <w:pPr>
+        <w:rPr>
+          <w:b/>
+          <w:bCs/>
+        </w:rPr>
+      </w:pPr>
+    </w:p>
+    <w:p>
+      <w:pPr>
+        <w:rPr>
+          <w:b/>
+          <w:bCs/>
+        </w:rPr>
+      </w:pPr>
+    </w:p>
+    <w:p>
+      <w:pPr>
+        <w:rPr>
+          <w:b/>
+          <w:bCs/>
+        </w:rPr>
+      </w:pPr>
+    </w:p>
+    <w:p>
+      <w:pPr>
+        <w:rPr>
+          <w:b/>
+          <w:bCs/>
+        </w:rPr>
+      </w:pPr>
+    </w:p>
+    <w:p>
+      <w:pPr>
+        <w:rPr>
+          <w:b/>
+          <w:bCs/>
+        </w:rPr>
+      </w:pPr>
+    </w:p>
+    <w:p>
+      <w:pPr>
+        <w:rPr>
+          <w:b/>
+          <w:bCs/>
+        </w:rPr>
+      </w:pPr>
+    </w:p>
+    <w:p>
+      <w:pPr>
+        <w:pStyle w:val="ListParagraph"/>
+        <w:numPr>
+          <w:ilvl w:val="0"/>
+          <w:numId w:val="1"/>
+        </w:numPr>
+        <w:ind w:hanging="792"/>
+        <w:rPr>
+          <w:b/>
+          <w:bCs/>
+        </w:rPr>
+      </w:pPr>
+      <w:r>
+        <w:rPr>
+          <w:rFonts w:hint="eastAsia"/>
+          <w:b/>
+          <w:bCs/>
+        </w:rPr>
+        <w:t>心得与思考</w:t>
       </w:r>
     </w:p>
     <w:sectPr>
@@ -572,7 +568,7 @@
 </file>
 
 <file path=word/endnotes.xml><?xml version="1.0" encoding="utf-8"?>
-<w:endnotes xmlns:wpc="http://schemas.microsoft.com/office/word/2010/wordprocessingCanvas" xmlns:cx="http://schemas.microsoft.com/office/drawing/2014/chartex" xmlns:cx1="http://schemas.microsoft.com/office/drawing/2015/9/8/chartex" xmlns:cx2="http://schemas.microsoft.com/office/drawing/2015/10/21/chartex" xmlns:cx3="http://schemas.microsoft.com/office/drawing/2016/5/9/chartex" xmlns:cx4="http://schemas.microsoft.com/office/drawing/2016/5/10/chartex" xmlns:cx5="http://schemas.microsoft.com/office/drawing/2016/5/11/chartex" xmlns:cx6="http://schemas.microsoft.com/office/drawing/2016/5/12/chartex" xmlns:cx7="http://schemas.microsoft.com/office/drawing/2016/5/13/chartex" xmlns:cx8="http://schemas.microsoft.com/office/drawing/2016/5/14/chartex" xmlns:mc="http://schemas.openxmlformats.org/markup-compatibility/2006" xmlns:aink="http://schemas.microsoft.com/office/drawing/2016/ink" xmlns:am3d="http://schemas.microsoft.com/office/drawing/2017/model3d" xmlns:o="urn:schemas-microsoft-com:office:office" xmlns:r="http://schemas.openxmlformats.org/officeDocument/2006/relationships" xmlns:m="http://schemas.openxmlformats.org/officeDocument/2006/math" xmlns:v="urn:schemas-microsoft-com:vml" xmlns:wp14="http://schemas.microsoft.com/office/word/2010/wordprocessingDrawing" xmlns:wp="http://schemas.openxmlformats.org/drawingml/2006/wordprocessingDrawing" xmlns:w10="urn:schemas-microsoft-com:office:word" xmlns:w="http://schemas.openxmlformats.org/wordprocessingml/2006/main" xmlns:w14="http://schemas.microsoft.com/office/word/2010/wordml" xmlns:w15="http://schemas.microsoft.com/office/word/2012/wordml" xmlns:w16cex="http://schemas.microsoft.com/office/word/2018/wordml/cex" xmlns:w16cid="http://schemas.microsoft.com/office/word/2016/wordml/cid" xmlns:w16="http://schemas.microsoft.com/office/word/2018/wordml" xmlns:w16sdtdh="http://schemas.microsoft.com/office/word/2020/wordml/sdtdatahash" xmlns:w16se="http://schemas.microsoft.com/office/word/2015/wordml/symex" xmlns:wpg="http://schemas.microsoft.com/office/word/2010/wordprocessingGroup" xmlns:wpi="http://schemas.microsoft.com/office/word/2010/wordprocessingInk" xmlns:wne="http://schemas.microsoft.com/office/word/2006/wordml" xmlns:wps="http://schemas.microsoft.com/office/word/2010/wordprocessingShape" mc:Ignorable="w14 w15 w16se w16cid w16 w16cex w16sdtdh wp14">
+<w:endnotes xmlns:wpc="http://schemas.microsoft.com/office/word/2010/wordprocessingCanvas" xmlns:cx="http://schemas.microsoft.com/office/drawing/2014/chartex" xmlns:cx1="http://schemas.microsoft.com/office/drawing/2015/9/8/chartex" xmlns:cx2="http://schemas.microsoft.com/office/drawing/2015/10/21/chartex" xmlns:cx3="http://schemas.microsoft.com/office/drawing/2016/5/9/chartex" xmlns:cx4="http://schemas.microsoft.com/office/drawing/2016/5/10/chartex" xmlns:cx5="http://schemas.microsoft.com/office/drawing/2016/5/11/chartex" xmlns:cx6="http://schemas.microsoft.com/office/drawing/2016/5/12/chartex" xmlns:cx7="http://schemas.microsoft.com/office/drawing/2016/5/13/chartex" xmlns:cx8="http://schemas.microsoft.com/office/drawing/2016/5/14/chartex" xmlns:mc="http://schemas.openxmlformats.org/markup-compatibility/2006" xmlns:aink="http://schemas.microsoft.com/office/drawing/2016/ink" xmlns:am3d="http://schemas.microsoft.com/office/drawing/2017/model3d" xmlns:o="urn:schemas-microsoft-com:office:office" xmlns:oel="http://schemas.microsoft.com/office/2019/extlst" xmlns:r="http://schemas.openxmlformats.org/officeDocument/2006/relationships" xmlns:m="http://schemas.openxmlformats.org/officeDocument/2006/math" xmlns:v="urn:schemas-microsoft-com:vml" xmlns:wp14="http://schemas.microsoft.com/office/word/2010/wordprocessingDrawing" xmlns:wp="http://schemas.openxmlformats.org/drawingml/2006/wordprocessingDrawing" xmlns:w10="urn:schemas-microsoft-com:office:word" xmlns:w="http://schemas.openxmlformats.org/wordprocessingml/2006/main" xmlns:w14="http://schemas.microsoft.com/office/word/2010/wordml" xmlns:w15="http://schemas.microsoft.com/office/word/2012/wordml" xmlns:w16cex="http://schemas.microsoft.com/office/word/2018/wordml/cex" xmlns:w16cid="http://schemas.microsoft.com/office/word/2016/wordml/cid" xmlns:w16="http://schemas.microsoft.com/office/word/2018/wordml" xmlns:w16sdtdh="http://schemas.microsoft.com/office/word/2020/wordml/sdtdatahash" xmlns:w16se="http://schemas.microsoft.com/office/word/2015/wordml/symex" xmlns:wpg="http://schemas.microsoft.com/office/word/2010/wordprocessingGroup" xmlns:wpi="http://schemas.microsoft.com/office/word/2010/wordprocessingInk" xmlns:wne="http://schemas.microsoft.com/office/word/2006/wordml" xmlns:wps="http://schemas.microsoft.com/office/word/2010/wordprocessingShape" mc:Ignorable="w14 w15 w16se w16cid w16 w16cex w16sdtdh wp14">
   <w:endnote w:type="separator" w:id="-1">
     <w:p>
       <w:pPr>
@@ -597,7 +593,7 @@
 </file>
 
 <file path=word/footnotes.xml><?xml version="1.0" encoding="utf-8"?>
-<w:footnotes xmlns:wpc="http://schemas.microsoft.com/office/word/2010/wordprocessingCanvas" xmlns:cx="http://schemas.microsoft.com/office/drawing/2014/chartex" xmlns:cx1="http://schemas.microsoft.com/office/drawing/2015/9/8/chartex" xmlns:cx2="http://schemas.microsoft.com/office/drawing/2015/10/21/chartex" xmlns:cx3="http://schemas.microsoft.com/office/drawing/2016/5/9/chartex" xmlns:cx4="http://schemas.microsoft.com/office/drawing/2016/5/10/chartex" xmlns:cx5="http://schemas.microsoft.com/office/drawing/2016/5/11/chartex" xmlns:cx6="http://schemas.microsoft.com/office/drawing/2016/5/12/chartex" xmlns:cx7="http://schemas.microsoft.com/office/drawing/2016/5/13/chartex" xmlns:cx8="http://schemas.microsoft.com/office/drawing/2016/5/14/chartex" xmlns:mc="http://schemas.openxmlformats.org/markup-compatibility/2006" xmlns:aink="http://schemas.microsoft.com/office/drawing/2016/ink" xmlns:am3d="http://schemas.microsoft.com/office/drawing/2017/model3d" xmlns:o="urn:schemas-microsoft-com:office:office" xmlns:r="http://schemas.openxmlformats.org/officeDocument/2006/relationships" xmlns:m="http://schemas.openxmlformats.org/officeDocument/2006/math" xmlns:v="urn:schemas-microsoft-com:vml" xmlns:wp14="http://schemas.microsoft.com/office/word/2010/wordprocessingDrawing" xmlns:wp="http://schemas.openxmlformats.org/drawingml/2006/wordprocessingDrawing" xmlns:w10="urn:schemas-microsoft-com:office:word" xmlns:w="http://schemas.openxmlformats.org/wordprocessingml/2006/main" xmlns:w14="http://schemas.microsoft.com/office/word/2010/wordml" xmlns:w15="http://schemas.microsoft.com/office/word/2012/wordml" xmlns:w16cex="http://schemas.microsoft.com/office/word/2018/wordml/cex" xmlns:w16cid="http://schemas.microsoft.com/office/word/2016/wordml/cid" xmlns:w16="http://schemas.microsoft.com/office/word/2018/wordml" xmlns:w16sdtdh="http://schemas.microsoft.com/office/word/2020/wordml/sdtdatahash" xmlns:w16se="http://schemas.microsoft.com/office/word/2015/wordml/symex" xmlns:wpg="http://schemas.microsoft.com/office/word/2010/wordprocessingGroup" xmlns:wpi="http://schemas.microsoft.com/office/word/2010/wordprocessingInk" xmlns:wne="http://schemas.microsoft.com/office/word/2006/wordml" xmlns:wps="http://schemas.microsoft.com/office/word/2010/wordprocessingShape" mc:Ignorable="w14 w15 w16se w16cid w16 w16cex w16sdtdh wp14">
+<w:footnotes xmlns:wpc="http://schemas.microsoft.com/office/word/2010/wordprocessingCanvas" xmlns:cx="http://schemas.microsoft.com/office/drawing/2014/chartex" xmlns:cx1="http://schemas.microsoft.com/office/drawing/2015/9/8/chartex" xmlns:cx2="http://schemas.microsoft.com/office/drawing/2015/10/21/chartex" xmlns:cx3="http://schemas.microsoft.com/office/drawing/2016/5/9/chartex" xmlns:cx4="http://schemas.microsoft.com/office/drawing/2016/5/10/chartex" xmlns:cx5="http://schemas.microsoft.com/office/drawing/2016/5/11/chartex" xmlns:cx6="http://schemas.microsoft.com/office/drawing/2016/5/12/chartex" xmlns:cx7="http://schemas.microsoft.com/office/drawing/2016/5/13/chartex" xmlns:cx8="http://schemas.microsoft.com/office/drawing/2016/5/14/chartex" xmlns:mc="http://schemas.openxmlformats.org/markup-compatibility/2006" xmlns:aink="http://schemas.microsoft.com/office/drawing/2016/ink" xmlns:am3d="http://schemas.microsoft.com/office/drawing/2017/model3d" xmlns:o="urn:schemas-microsoft-com:office:office" xmlns:oel="http://schemas.microsoft.com/office/2019/extlst" xmlns:r="http://schemas.openxmlformats.org/officeDocument/2006/relationships" xmlns:m="http://schemas.openxmlformats.org/officeDocument/2006/math" xmlns:v="urn:schemas-microsoft-com:vml" xmlns:wp14="http://schemas.microsoft.com/office/word/2010/wordprocessingDrawing" xmlns:wp="http://schemas.openxmlformats.org/drawingml/2006/wordprocessingDrawing" xmlns:w10="urn:schemas-microsoft-com:office:word" xmlns:w="http://schemas.openxmlformats.org/wordprocessingml/2006/main" xmlns:w14="http://schemas.microsoft.com/office/word/2010/wordml" xmlns:w15="http://schemas.microsoft.com/office/word/2012/wordml" xmlns:w16cex="http://schemas.microsoft.com/office/word/2018/wordml/cex" xmlns:w16cid="http://schemas.microsoft.com/office/word/2016/wordml/cid" xmlns:w16="http://schemas.microsoft.com/office/word/2018/wordml" xmlns:w16sdtdh="http://schemas.microsoft.com/office/word/2020/wordml/sdtdatahash" xmlns:w16se="http://schemas.microsoft.com/office/word/2015/wordml/symex" xmlns:wpg="http://schemas.microsoft.com/office/word/2010/wordprocessingGroup" xmlns:wpi="http://schemas.microsoft.com/office/word/2010/wordprocessingInk" xmlns:wne="http://schemas.microsoft.com/office/word/2006/wordml" xmlns:wps="http://schemas.microsoft.com/office/word/2010/wordprocessingShape" mc:Ignorable="w14 w15 w16se w16cid w16 w16cex w16sdtdh wp14">
   <w:footnote w:type="separator" w:id="-1">
     <w:p>
       <w:pPr>
@@ -619,6 +615,103 @@
     </w:p>
   </w:footnote>
 </w:footnotes>
+</file>
+
+<file path=word/numbering.xml><?xml version="1.0" encoding="utf-8"?>
+<w:numbering xmlns:wpc="http://schemas.microsoft.com/office/word/2010/wordprocessingCanvas" xmlns:cx="http://schemas.microsoft.com/office/drawing/2014/chartex" xmlns:cx1="http://schemas.microsoft.com/office/drawing/2015/9/8/chartex" xmlns:cx2="http://schemas.microsoft.com/office/drawing/2015/10/21/chartex" xmlns:cx3="http://schemas.microsoft.com/office/drawing/2016/5/9/chartex" xmlns:cx4="http://schemas.microsoft.com/office/drawing/2016/5/10/chartex" xmlns:cx5="http://schemas.microsoft.com/office/drawing/2016/5/11/chartex" xmlns:cx6="http://schemas.microsoft.com/office/drawing/2016/5/12/chartex" xmlns:cx7="http://schemas.microsoft.com/office/drawing/2016/5/13/chartex" xmlns:cx8="http://schemas.microsoft.com/office/drawing/2016/5/14/chartex" xmlns:mc="http://schemas.openxmlformats.org/markup-compatibility/2006" xmlns:aink="http://schemas.microsoft.com/office/drawing/2016/ink" xmlns:am3d="http://schemas.microsoft.com/office/drawing/2017/model3d" xmlns:o="urn:schemas-microsoft-com:office:office" xmlns:oel="http://schemas.microsoft.com/office/2019/extlst" xmlns:r="http://schemas.openxmlformats.org/officeDocument/2006/relationships" xmlns:m="http://schemas.openxmlformats.org/officeDocument/2006/math" xmlns:v="urn:schemas-microsoft-com:vml" xmlns:wp14="http://schemas.microsoft.com/office/word/2010/wordprocessingDrawing" xmlns:wp="http://schemas.openxmlformats.org/drawingml/2006/wordprocessingDrawing" xmlns:w10="urn:schemas-microsoft-com:office:word" xmlns:w="http://schemas.openxmlformats.org/wordprocessingml/2006/main" xmlns:w14="http://schemas.microsoft.com/office/word/2010/wordml" xmlns:w15="http://schemas.microsoft.com/office/word/2012/wordml" xmlns:w16cex="http://schemas.microsoft.com/office/word/2018/wordml/cex" xmlns:w16cid="http://schemas.microsoft.com/office/word/2016/wordml/cid" xmlns:w16="http://schemas.microsoft.com/office/word/2018/wordml" xmlns:w16sdtdh="http://schemas.microsoft.com/office/word/2020/wordml/sdtdatahash" xmlns:w16se="http://schemas.microsoft.com/office/word/2015/wordml/symex" xmlns:wpg="http://schemas.microsoft.com/office/word/2010/wordprocessingGroup" xmlns:wpi="http://schemas.microsoft.com/office/word/2010/wordprocessingInk" xmlns:wne="http://schemas.microsoft.com/office/word/2006/wordml" xmlns:wps="http://schemas.microsoft.com/office/word/2010/wordprocessingShape" mc:Ignorable="w14 w15 w16se w16cid w16 w16cex w16sdtdh wp14">
+  <w:abstractNum w:abstractNumId="0" w15:restartNumberingAfterBreak="0">
+    <w:nsid w:val="15B91579"/>
+    <w:multiLevelType w:val="hybridMultilevel"/>
+    <w:tmpl w:val="1026DD9E"/>
+    <w:lvl w:ilvl="0" w:tplc="FCF02EDC">
+      <w:start w:val="1"/>
+      <w:numFmt w:val="japaneseCounting"/>
+      <w:lvlText w:val="%1、"/>
+      <w:lvlJc w:val="left"/>
+      <w:pPr>
+        <w:ind w:left="792" w:hanging="432"/>
+      </w:pPr>
+      <w:rPr>
+        <w:rFonts w:hint="default"/>
+      </w:rPr>
+    </w:lvl>
+    <w:lvl w:ilvl="1" w:tplc="04090019" w:tentative="1">
+      <w:start w:val="1"/>
+      <w:numFmt w:val="lowerLetter"/>
+      <w:lvlText w:val="%2."/>
+      <w:lvlJc w:val="left"/>
+      <w:pPr>
+        <w:ind w:left="1440" w:hanging="360"/>
+      </w:pPr>
+    </w:lvl>
+    <w:lvl w:ilvl="2" w:tplc="0409001B" w:tentative="1">
+      <w:start w:val="1"/>
+      <w:numFmt w:val="lowerRoman"/>
+      <w:lvlText w:val="%3."/>
+      <w:lvlJc w:val="right"/>
+      <w:pPr>
+        <w:ind w:left="2160" w:hanging="180"/>
+      </w:pPr>
+    </w:lvl>
+    <w:lvl w:ilvl="3" w:tplc="0409000F" w:tentative="1">
+      <w:start w:val="1"/>
+      <w:numFmt w:val="decimal"/>
+      <w:lvlText w:val="%4."/>
+      <w:lvlJc w:val="left"/>
+      <w:pPr>
+        <w:ind w:left="2880" w:hanging="360"/>
+      </w:pPr>
+    </w:lvl>
+    <w:lvl w:ilvl="4" w:tplc="04090019" w:tentative="1">
+      <w:start w:val="1"/>
+      <w:numFmt w:val="lowerLetter"/>
+      <w:lvlText w:val="%5."/>
+      <w:lvlJc w:val="left"/>
+      <w:pPr>
+        <w:ind w:left="3600" w:hanging="360"/>
+      </w:pPr>
+    </w:lvl>
+    <w:lvl w:ilvl="5" w:tplc="0409001B" w:tentative="1">
+      <w:start w:val="1"/>
+      <w:numFmt w:val="lowerRoman"/>
+      <w:lvlText w:val="%6."/>
+      <w:lvlJc w:val="right"/>
+      <w:pPr>
+        <w:ind w:left="4320" w:hanging="180"/>
+      </w:pPr>
+    </w:lvl>
+    <w:lvl w:ilvl="6" w:tplc="0409000F" w:tentative="1">
+      <w:start w:val="1"/>
+      <w:numFmt w:val="decimal"/>
+      <w:lvlText w:val="%7."/>
+      <w:lvlJc w:val="left"/>
+      <w:pPr>
+        <w:ind w:left="5040" w:hanging="360"/>
+      </w:pPr>
+    </w:lvl>
+    <w:lvl w:ilvl="7" w:tplc="04090019" w:tentative="1">
+      <w:start w:val="1"/>
+      <w:numFmt w:val="lowerLetter"/>
+      <w:lvlText w:val="%8."/>
+      <w:lvlJc w:val="left"/>
+      <w:pPr>
+        <w:ind w:left="5760" w:hanging="360"/>
+      </w:pPr>
+    </w:lvl>
+    <w:lvl w:ilvl="8" w:tplc="0409001B" w:tentative="1">
+      <w:start w:val="1"/>
+      <w:numFmt w:val="lowerRoman"/>
+      <w:lvlText w:val="%9."/>
+      <w:lvlJc w:val="right"/>
+      <w:pPr>
+        <w:ind w:left="6480" w:hanging="180"/>
+      </w:pPr>
+    </w:lvl>
+  </w:abstractNum>
+  <w:num w:numId="1" w16cid:durableId="1753240958">
+    <w:abstractNumId w:val="0"/>
+  </w:num>
+</w:numbering>
 </file>
 
 <file path=word/styles.xml><?xml version="1.0" encoding="utf-8"?>
@@ -1016,15 +1109,15 @@
     <w:lsdException w:name="Unresolved Mention" w:semiHidden="1" w:unhideWhenUsed="1"/>
     <w:lsdException w:name="Smart Link" w:semiHidden="1" w:unhideWhenUsed="1"/>
   </w:latentStyles>
-  <w:style w:type="paragraph" w:default="1" w:styleId="a">
+  <w:style w:type="paragraph" w:default="1" w:styleId="Normal">
     <w:name w:val="Normal"/>
     <w:qFormat/>
   </w:style>
-  <w:style w:type="paragraph" w:styleId="1">
+  <w:style w:type="paragraph" w:styleId="Heading1">
     <w:name w:val="heading 1"/>
-    <w:basedOn w:val="a"/>
-    <w:next w:val="a"/>
-    <w:link w:val="10"/>
+    <w:basedOn w:val="Normal"/>
+    <w:next w:val="Normal"/>
+    <w:link w:val="Heading1Char"/>
     <w:uiPriority w:val="9"/>
     <w:qFormat/>
     <w:rsid w:val="0007614E"/>
@@ -1041,13 +1134,13 @@
       <w:szCs w:val="32"/>
     </w:rPr>
   </w:style>
-  <w:style w:type="character" w:default="1" w:styleId="a0">
+  <w:style w:type="character" w:default="1" w:styleId="DefaultParagraphFont">
     <w:name w:val="Default Paragraph Font"/>
     <w:uiPriority w:val="1"/>
     <w:semiHidden/>
     <w:unhideWhenUsed/>
   </w:style>
-  <w:style w:type="table" w:default="1" w:styleId="a1">
+  <w:style w:type="table" w:default="1" w:styleId="TableNormal">
     <w:name w:val="Normal Table"/>
     <w:uiPriority w:val="99"/>
     <w:semiHidden/>
@@ -1062,16 +1155,16 @@
       </w:tblCellMar>
     </w:tblPr>
   </w:style>
-  <w:style w:type="numbering" w:default="1" w:styleId="a2">
+  <w:style w:type="numbering" w:default="1" w:styleId="NoList">
     <w:name w:val="No List"/>
     <w:uiPriority w:val="99"/>
     <w:semiHidden/>
     <w:unhideWhenUsed/>
   </w:style>
-  <w:style w:type="character" w:customStyle="1" w:styleId="10">
-    <w:name w:val="标题 1 字符"/>
-    <w:basedOn w:val="a0"/>
-    <w:link w:val="1"/>
+  <w:style w:type="character" w:customStyle="1" w:styleId="Heading1Char">
+    <w:name w:val="Heading 1 Char"/>
+    <w:basedOn w:val="DefaultParagraphFont"/>
+    <w:link w:val="Heading1"/>
     <w:uiPriority w:val="9"/>
     <w:rsid w:val="0007614E"/>
     <w:rPr>
@@ -1081,10 +1174,10 @@
       <w:szCs w:val="32"/>
     </w:rPr>
   </w:style>
-  <w:style w:type="paragraph" w:styleId="a3">
+  <w:style w:type="paragraph" w:styleId="Header">
     <w:name w:val="header"/>
-    <w:basedOn w:val="a"/>
-    <w:link w:val="a4"/>
+    <w:basedOn w:val="Normal"/>
+    <w:link w:val="HeaderChar"/>
     <w:uiPriority w:val="99"/>
     <w:unhideWhenUsed/>
     <w:rsid w:val="003D1115"/>
@@ -1096,17 +1189,17 @@
       <w:spacing w:after="0" w:line="240" w:lineRule="auto"/>
     </w:pPr>
   </w:style>
-  <w:style w:type="character" w:customStyle="1" w:styleId="a4">
-    <w:name w:val="页眉 字符"/>
-    <w:basedOn w:val="a0"/>
-    <w:link w:val="a3"/>
+  <w:style w:type="character" w:customStyle="1" w:styleId="HeaderChar">
+    <w:name w:val="Header Char"/>
+    <w:basedOn w:val="DefaultParagraphFont"/>
+    <w:link w:val="Header"/>
     <w:uiPriority w:val="99"/>
     <w:rsid w:val="003D1115"/>
   </w:style>
-  <w:style w:type="paragraph" w:styleId="a5">
+  <w:style w:type="paragraph" w:styleId="Footer">
     <w:name w:val="footer"/>
-    <w:basedOn w:val="a"/>
-    <w:link w:val="a6"/>
+    <w:basedOn w:val="Normal"/>
+    <w:link w:val="FooterChar"/>
     <w:uiPriority w:val="99"/>
     <w:unhideWhenUsed/>
     <w:rsid w:val="003D1115"/>
@@ -1118,12 +1211,23 @@
       <w:spacing w:after="0" w:line="240" w:lineRule="auto"/>
     </w:pPr>
   </w:style>
-  <w:style w:type="character" w:customStyle="1" w:styleId="a6">
-    <w:name w:val="页脚 字符"/>
-    <w:basedOn w:val="a0"/>
-    <w:link w:val="a5"/>
+  <w:style w:type="character" w:customStyle="1" w:styleId="FooterChar">
+    <w:name w:val="Footer Char"/>
+    <w:basedOn w:val="DefaultParagraphFont"/>
+    <w:link w:val="Footer"/>
     <w:uiPriority w:val="99"/>
     <w:rsid w:val="003D1115"/>
+  </w:style>
+  <w:style w:type="paragraph" w:styleId="ListParagraph">
+    <w:name w:val="List Paragraph"/>
+    <w:basedOn w:val="Normal"/>
+    <w:uiPriority w:val="34"/>
+    <w:qFormat/>
+    <w:rsid w:val="00C670E7"/>
+    <w:pPr>
+      <w:ind w:left="720"/>
+      <w:contextualSpacing/>
+    </w:pPr>
   </w:style>
 </w:styles>
 </file>
